--- a/build/drug_test_115_template.docx
+++ b/build/drug_test_115_template.docx
@@ -119,10 +119,10 @@
     </w:p>
     <w:p>
       <w:pPr>
-        <w:spacing w:after="40" w:lineRule="auto" w:line="240"/>
         <w:tabs>
           <w:tab w:pos="5839" w:val="left"/>
         </w:tabs>
+        <w:spacing w:after="40" w:lineRule="auto" w:line="240"/>
       </w:pPr>
       <w:r>
         <w:rPr>
@@ -137,10 +137,10 @@
     </w:p>
     <w:p>
       <w:pPr>
-        <w:spacing w:after="40" w:lineRule="auto" w:line="240"/>
         <w:tabs>
           <w:tab w:pos="5839" w:val="left"/>
         </w:tabs>
+        <w:spacing w:after="40" w:lineRule="auto" w:line="240"/>
       </w:pPr>
       <w:r>
         <w:rPr>

--- a/build/drug_test_115_template.docx
+++ b/build/drug_test_115_template.docx
@@ -160,6 +160,27 @@
       <w:r>
         <w:rPr>
           <w:rFonts w:ascii="TH SarabunIT๙" w:hAnsi="TH SarabunIT๙" w:eastAsia="TH SarabunIT๙" w:cs="TH SarabunIT๙"/>
+          <w:b/>
+          <w:sz w:val="32"/>
+        </w:rPr>
+        <w:t>วันออกบัตร</w:t>
+      </w:r>
+      <w:r>
+        <w:rPr>
+          <w:rFonts w:ascii="TH SarabunIT๙" w:hAnsi="TH SarabunIT๙" w:eastAsia="TH SarabunIT๙" w:cs="TH SarabunIT๙"/>
+          <w:b w:val="0"/>
+          <w:sz w:val="32"/>
+        </w:rPr>
+        <w:t xml:space="preserve"> {card_issue_date}  วันหมดอายุ {card_expiry_date}</w:t>
+      </w:r>
+    </w:p>
+    <w:p>
+      <w:pPr>
+        <w:spacing w:after="40" w:lineRule="auto" w:line="240"/>
+      </w:pPr>
+      <w:r>
+        <w:rPr>
+          <w:rFonts w:ascii="TH SarabunIT๙" w:hAnsi="TH SarabunIT๙" w:eastAsia="TH SarabunIT๙" w:cs="TH SarabunIT๙"/>
           <w:b w:val="0"/>
           <w:sz w:val="32"/>
         </w:rPr>
@@ -176,7 +197,7 @@
           <w:b w:val="0"/>
           <w:sz w:val="32"/>
         </w:rPr>
-        <w:t>ได้สอบถาม {suspect_title}{suspect_full_name} อายุ {suspect_age} ปี</w:t>
+        <w:t>ได้สอบถาม นาย/นาง/นางสาว {suspect_full_name} อายุ {suspect_age} ปี</w:t>
       </w:r>
     </w:p>
     <w:p>
@@ -256,13 +277,24 @@
       </w:r>
     </w:p>
     <w:p>
+      <w:pPr>
+        <w:spacing w:after="40" w:lineRule="auto" w:line="240"/>
+      </w:pPr>
       <w:r>
         <w:rPr>
           <w:rFonts w:ascii="TH SarabunIT๙" w:hAnsi="TH SarabunIT๙" w:eastAsia="TH SarabunIT๙" w:cs="TH SarabunIT๙"/>
           <w:b/>
           <w:sz w:val="32"/>
         </w:rPr>
-        <w:t>ส่วนที่ 1 การตรวจหรือทดสอบสารเสพติดในร่างกาย</w:t>
+        <w:t xml:space="preserve">ส่วนที่ 1 การตรวจหรือทดสอบสารเสพติดในร่างกาย </w:t>
+      </w:r>
+      <w:r>
+        <w:rPr>
+          <w:rFonts w:ascii="TH SarabunIT๙" w:hAnsi="TH SarabunIT๙" w:eastAsia="TH SarabunIT๙" w:cs="TH SarabunIT๙"/>
+          <w:b w:val="0"/>
+          <w:sz w:val="32"/>
+        </w:rPr>
+        <w:t>โดยใช้อำนาจเจ้าพนักงาน ป.ป.ส. ตามประมวลกฎหมายยาเสพติด มาตรา ๑๑๕ เพื่อตรวจ/ทดสอบสารเสพติดในร่างกาย โดยใช้ชุดตรวจสารเสพติดในปัสสาวะ</w:t>
       </w:r>
     </w:p>
     <w:p>

--- a/build/drug_test_115_template.docx
+++ b/build/drug_test_115_template.docx
@@ -160,27 +160,6 @@
       <w:r>
         <w:rPr>
           <w:rFonts w:ascii="TH SarabunIT๙" w:hAnsi="TH SarabunIT๙" w:eastAsia="TH SarabunIT๙" w:cs="TH SarabunIT๙"/>
-          <w:b/>
-          <w:sz w:val="32"/>
-        </w:rPr>
-        <w:t>วันออกบัตร</w:t>
-      </w:r>
-      <w:r>
-        <w:rPr>
-          <w:rFonts w:ascii="TH SarabunIT๙" w:hAnsi="TH SarabunIT๙" w:eastAsia="TH SarabunIT๙" w:cs="TH SarabunIT๙"/>
-          <w:b w:val="0"/>
-          <w:sz w:val="32"/>
-        </w:rPr>
-        <w:t xml:space="preserve"> {card_issue_date}  วันหมดอายุ {card_expiry_date}</w:t>
-      </w:r>
-    </w:p>
-    <w:p>
-      <w:pPr>
-        <w:spacing w:after="40" w:lineRule="auto" w:line="240"/>
-      </w:pPr>
-      <w:r>
-        <w:rPr>
-          <w:rFonts w:ascii="TH SarabunIT๙" w:hAnsi="TH SarabunIT๙" w:eastAsia="TH SarabunIT๙" w:cs="TH SarabunIT๙"/>
           <w:b w:val="0"/>
           <w:sz w:val="32"/>
         </w:rPr>
@@ -197,7 +176,7 @@
           <w:b w:val="0"/>
           <w:sz w:val="32"/>
         </w:rPr>
-        <w:t>ได้สอบถาม นาย/นาง/นางสาว {suspect_full_name} อายุ {suspect_age} ปี</w:t>
+        <w:t>ได้สอบถาม {suspect_title}{suspect_full_name} อายุ {suspect_age} ปี</w:t>
       </w:r>
     </w:p>
     <w:p>
@@ -277,24 +256,13 @@
       </w:r>
     </w:p>
     <w:p>
-      <w:pPr>
-        <w:spacing w:after="40" w:lineRule="auto" w:line="240"/>
-      </w:pPr>
       <w:r>
         <w:rPr>
           <w:rFonts w:ascii="TH SarabunIT๙" w:hAnsi="TH SarabunIT๙" w:eastAsia="TH SarabunIT๙" w:cs="TH SarabunIT๙"/>
           <w:b/>
           <w:sz w:val="32"/>
         </w:rPr>
-        <w:t xml:space="preserve">ส่วนที่ 1 การตรวจหรือทดสอบสารเสพติดในร่างกาย </w:t>
-      </w:r>
-      <w:r>
-        <w:rPr>
-          <w:rFonts w:ascii="TH SarabunIT๙" w:hAnsi="TH SarabunIT๙" w:eastAsia="TH SarabunIT๙" w:cs="TH SarabunIT๙"/>
-          <w:b w:val="0"/>
-          <w:sz w:val="32"/>
-        </w:rPr>
-        <w:t>โดยใช้อำนาจเจ้าพนักงาน ป.ป.ส. ตามประมวลกฎหมายยาเสพติด มาตรา ๑๑๕ เพื่อตรวจ/ทดสอบสารเสพติดในร่างกาย โดยใช้ชุดตรวจสารเสพติดในปัสสาวะ</w:t>
+        <w:t>ส่วนที่ 1 การตรวจหรือทดสอบสารเสพติดในร่างกาย</w:t>
       </w:r>
     </w:p>
     <w:p>
